--- a/rag_parser/test_data/complex_structured.docx
+++ b/rag_parser/test_data/complex_structured.docx
@@ -428,7 +428,7 @@
           </w:tcPr>
           <w:p>
             <w:r>
-              <w:t>MarkItDownParser</w:t>
+              <w:t>DedocParser</w:t>
             </w:r>
           </w:p>
         </w:tc>
@@ -477,7 +477,7 @@
           </w:tcPr>
           <w:p>
             <w:r>
-              <w:t>XlsxParser</w:t>
+              <w:t>DedocParser</w:t>
             </w:r>
           </w:p>
         </w:tc>
@@ -506,7 +506,7 @@
           </w:tcPr>
           <w:p>
             <w:r>
-              <w:t>CsvParser</w:t>
+              <w:t>DedocParser</w:t>
             </w:r>
           </w:p>
         </w:tc>
@@ -577,7 +577,7 @@
         <w:rPr>
           <w:rFonts w:ascii="Courier New" w:hAnsi="Courier New"/>
         </w:rPr>
-        <w:t>curl -X POST http://localhost:8000/api/parse_dedoc -F "file=@complex_structured.docx"</w:t>
+        <w:t>curl -X POST http://localhost:8000/api/parse -F "file=@complex_structured.docx"</w:t>
       </w:r>
     </w:p>
     <w:p>
